--- a/policies/build/sop_record_masters/AAC/SOP_AAC.4.f_g_h_lab_outsourcing_qa_calibration.docx
+++ b/policies/build/sop_record_masters/AAC/SOP_AAC.4.f_g_h_lab_outsourcing_qa_calibration.docx
@@ -42,7 +42,7 @@
           </w:p>
           <w:p>
             <w:r>
-              <w:t>This SOP covers three connected things: who you send tests out to, how you check your own lab's results are trustworthy, and how you keep equipment accurate. If you're new to this SOP: outsourcing on price alone, with no check on the receiving lab's quality system, does not satisfy this requirement.</w:t>
+              <w:t>This SOP covers three connected things: who you send tests out to and how the specimen gets there safely, how you check your own lab's results are trustworthy, and how you keep testing running — safely — when equipment fails. If you're new to this SOP: outsourcing on price alone, with no check on the receiving lab's quality system or transport conditions, does not satisfy this requirement, and neither does simply stopping testing when an instrument goes down with no documented contingency.</w:t>
             </w:r>
           </w:p>
         </w:tc>
@@ -208,7 +208,7 @@
     </w:p>
     <w:p>
       <w:r>
-        <w:t>This SOP sets out how «Hospital Name» selects outsourced laboratories based on their quality assurance system, runs its own in-house laboratory quality assurance programme, and calibrates and maintains laboratory equipment on a defined schedule.</w:t>
+        <w:t>This SOP sets out how «Hospital Name» selects outsourced laboratories based on their quality assurance system and specimen-transport conditions, runs its own in-house laboratory quality assurance programme, calibrates and maintains laboratory equipment on a defined schedule, and manages equipment downtime so testing is not simply paused when an instrument fails.</w:t>
       </w:r>
     </w:p>
     <w:p>
@@ -240,7 +240,7 @@
         <w:t xml:space="preserve">Laboratory In-Charge: </w:t>
       </w:r>
       <w:r>
-        <w:t>verifies outsourced laboratories' quality assurance credentials, runs the in-house QA programme, and maintains the equipment calibration schedule.</w:t>
+        <w:t>verifies outsourced laboratories' quality assurance credentials and transport arrangements, runs the in-house QA programme, maintains the equipment calibration schedule, and arranges a contingency when equipment is down.</w:t>
       </w:r>
     </w:p>
     <w:p>
@@ -267,7 +267,7 @@
         <w:pStyle w:val="Heading2"/>
       </w:pPr>
       <w:r>
-        <w:t>4.1 Select and verify outsourced laboratories</w:t>
+        <w:t>4.1 Select, verify and contract outsourced laboratories</w:t>
       </w:r>
     </w:p>
     <w:p>
@@ -278,7 +278,7 @@
         <w:t xml:space="preserve">Why this step matters: </w:t>
       </w:r>
       <w:r>
-        <w:t>Sending a sample to whichever lab is cheapest or closest, with no check on its own quality system, passes the risk straight through to the patient — this step is where that risk is actually screened.</w:t>
+        <w:t>Sending a sample to whichever lab is cheapest or closest, with no check on its own quality system or how the specimen will actually get there intact, passes the risk straight through to the patient.</w:t>
       </w:r>
     </w:p>
     <w:p>
@@ -288,7 +288,17 @@
     </w:p>
     <w:p>
       <w:r>
-        <w:t>2. The approved outsourced-laboratory list is reviewed at least annually. (Record 1)</w:t>
+        <w:t>2. Specimen transport conditions to the outsourced laboratory — temperature control where required, and a maximum transit time consistent with the test's stability window — are agreed and documented.</w:t>
+      </w:r>
+    </w:p>
+    <w:p>
+      <w:r>
+        <w:t>3. A written agreement or service-level understanding with the outsourced laboratory states expected turnaround time and how a result discrepancy is handled.</w:t>
+      </w:r>
+    </w:p>
+    <w:p>
+      <w:r>
+        <w:t>4. The approved outsourced-laboratory list is reviewed at least annually. (Record 1)</w:t>
       </w:r>
     </w:p>
     <w:p>
@@ -351,7 +361,7 @@
     </w:p>
     <w:p>
       <w:r>
-        <w:t>3. QA programme results are reviewed by the Laboratory In-Charge, with corrective action for any out-of-range result. (Record 2)</w:t>
+        <w:t>3. QA programme results are reviewed by the Laboratory In-Charge, with a documented root cause and corrective action for any out-of-range result. (Record 2)</w:t>
       </w:r>
     </w:p>
     <w:p>
@@ -388,7 +398,7 @@
         <w:pStyle w:val="Heading2"/>
       </w:pPr>
       <w:r>
-        <w:t>4.3 Calibrate and maintain equipment</w:t>
+        <w:t>4.3 Calibrate, maintain, and manage downtime</w:t>
       </w:r>
     </w:p>
     <w:p>
@@ -399,17 +409,27 @@
         <w:t xml:space="preserve">Why this step matters: </w:t>
       </w:r>
       <w:r>
-        <w:t>A result produced on an instrument that was never checked against a known reference is only as trustworthy as the last time someone happened to service it — a defined calibration schedule is what removes that doubt.</w:t>
+        <w:t>A result produced on an instrument that was never checked against a known reference is only as trustworthy as the last time someone happened to service it, and an instrument simply taken offline with no backup plan turns an equipment problem into a patient-care gap.</w:t>
       </w:r>
     </w:p>
     <w:p>
       <w:r>
-        <w:t>1. Every laboratory instrument has a defined calibration and preventive-maintenance schedule.</w:t>
+        <w:t>1. Every laboratory instrument has a defined calibration and preventive-maintenance schedule, carried out and logged.</w:t>
       </w:r>
     </w:p>
     <w:p>
       <w:r>
-        <w:t>2. Calibration and maintenance are carried out per the schedule and logged, with any instrument found out of calibration taken out of service until corrected. (Record 3)</w:t>
+        <w:t>2. Any instrument found out of calibration is taken out of service immediately until corrected, and this is logged alongside the calibration record, not treated as a separate undocumented event.</w:t>
+      </w:r>
+    </w:p>
+    <w:p>
+      <w:r>
+        <w:t>3. For the period an instrument is out of service, the Laboratory In-Charge arranges a documented contingency — a backup instrument, manual method, or outsourcing to an approved laboratory — so testing is not simply paused.</w:t>
+      </w:r>
+    </w:p>
+    <w:p>
+      <w:r>
+        <w:t>4. An instrument is only returned to service once the Laboratory In-Charge confirms and signs off that it has passed calibration. (Record 3)</w:t>
       </w:r>
     </w:p>
     <w:p>
@@ -487,7 +507,7 @@
     </w:p>
     <w:p>
       <w:r>
-        <w:t>This SOP is reviewed at least annually by the Quality Coordinator together with the Laboratory In-Charge, and sooner if a QA result or calibration check is out of range.</w:t>
+        <w:t>This SOP is reviewed at least annually by the Quality Coordinator together with the Laboratory In-Charge, and sooner if a QA result or calibration check is out of range, or an equipment-downtime contingency is used.</w:t>
       </w:r>
     </w:p>
     <w:sectPr>

--- a/policies/build/sop_record_masters/AAC/SOP_AAC.4.f_g_h_lab_outsourcing_qa_calibration.docx
+++ b/policies/build/sop_record_masters/AAC/SOP_AAC.4.f_g_h_lab_outsourcing_qa_calibration.docx
@@ -313,6 +313,7 @@
     <w:p>
       <w:pPr>
         <w:pStyle w:val="ListParagraph"/>
+        <w:spacing w:after="200" w:before="40"/>
       </w:pPr>
       <w:r>
         <w:t xml:space="preserve">National Accreditation Board for Testing and Calibration Laboratories. (2025). </w:t>
@@ -376,6 +377,7 @@
     <w:p>
       <w:pPr>
         <w:pStyle w:val="ListParagraph"/>
+        <w:spacing w:after="200" w:before="40"/>
       </w:pPr>
       <w:r>
         <w:t xml:space="preserve">National Accreditation Board for Testing and Calibration Laboratories. (2025). </w:t>
@@ -480,6 +482,7 @@
     <w:p>
       <w:pPr>
         <w:pStyle w:val="ListParagraph"/>
+        <w:spacing w:after="200" w:before="40"/>
       </w:pPr>
       <w:r>
         <w:t xml:space="preserve">National Accreditation Board for Hospitals and Healthcare Providers. (2022). Standards for Small Healthcare Organisations (3rd ed.). </w:t>

--- a/policies/build/sop_record_masters/AAC/SOP_AAC.4.f_g_h_lab_outsourcing_qa_calibration.docx
+++ b/policies/build/sop_record_masters/AAC/SOP_AAC.4.f_g_h_lab_outsourcing_qa_calibration.docx
@@ -313,10 +313,11 @@
     <w:p>
       <w:pPr>
         <w:pStyle w:val="ListParagraph"/>
-        <w:spacing w:after="200" w:before="40"/>
+        <w:spacing w:after="240" w:before="80"/>
+        <w:contextualSpacing w:val="0"/>
       </w:pPr>
       <w:r>
-        <w:t xml:space="preserve">National Accreditation Board for Testing and Calibration Laboratories. (2025). </w:t>
+        <w:t xml:space="preserve">• National Accreditation Board for Testing and Calibration Laboratories. (2025). </w:t>
       </w:r>
       <w:hyperlink r:id="rId9">
         <w:r>
@@ -377,10 +378,11 @@
     <w:p>
       <w:pPr>
         <w:pStyle w:val="ListParagraph"/>
-        <w:spacing w:after="200" w:before="40"/>
+        <w:spacing w:after="240" w:before="80"/>
+        <w:contextualSpacing w:val="0"/>
       </w:pPr>
       <w:r>
-        <w:t xml:space="preserve">National Accreditation Board for Testing and Calibration Laboratories. (2025). </w:t>
+        <w:t xml:space="preserve">• National Accreditation Board for Testing and Calibration Laboratories. (2025). </w:t>
       </w:r>
       <w:hyperlink r:id="rId9">
         <w:r>
@@ -482,10 +484,11 @@
     <w:p>
       <w:pPr>
         <w:pStyle w:val="ListParagraph"/>
-        <w:spacing w:after="200" w:before="40"/>
+        <w:spacing w:after="240" w:before="80"/>
+        <w:contextualSpacing w:val="0"/>
       </w:pPr>
       <w:r>
-        <w:t xml:space="preserve">National Accreditation Board for Hospitals and Healthcare Providers. (2022). Standards for Small Healthcare Organisations (3rd ed.). </w:t>
+        <w:t xml:space="preserve">• National Accreditation Board for Hospitals and Healthcare Providers. (2022). Standards for Small Healthcare Organisations (3rd ed.). </w:t>
       </w:r>
       <w:hyperlink r:id="rId10">
         <w:r>

--- a/policies/build/sop_record_masters/AAC/SOP_AAC.4.f_g_h_lab_outsourcing_qa_calibration.docx
+++ b/policies/build/sop_record_masters/AAC/SOP_AAC.4.f_g_h_lab_outsourcing_qa_calibration.docx
@@ -14,40 +14,9 @@
     </w:p>
     <w:p>
       <w:r>
-        <w:t>«Hospital Name» — Supports AAC.4.f</w:t>
+        <w:t>«Hospital Name» — SOP-AAC.4.f — Version 1.0</w:t>
       </w:r>
     </w:p>
-    <w:p/>
-    <w:tbl>
-      <w:tblPr>
-        <w:tblStyle w:val="TableGrid"/>
-        <w:tblW w:type="auto" w:w="0"/>
-        <w:tblLook w:firstColumn="1" w:firstRow="1" w:lastColumn="0" w:lastRow="0" w:noHBand="0" w:noVBand="1" w:val="04A0"/>
-      </w:tblPr>
-      <w:tblGrid>
-        <w:gridCol w:w="8640"/>
-      </w:tblGrid>
-      <w:tr>
-        <w:tc>
-          <w:tcPr>
-            <w:tcW w:type="dxa" w:w="8640"/>
-          </w:tcPr>
-          <w:p>
-            <w:r>
-              <w:rPr>
-                <w:b/>
-              </w:rPr>
-              <w:t>Why does this SOP exist? (read this first if you're new)</w:t>
-            </w:r>
-          </w:p>
-          <w:p>
-            <w:r>
-              <w:t>This SOP covers three connected things: who you send tests out to and how the specimen gets there safely, how you check your own lab's results are trustworthy, and how you keep testing running — safely — when equipment fails. If you're new to this SOP: outsourcing on price alone, with no check on the receiving lab's quality system or transport conditions, does not satisfy this requirement, and neither does simply stopping testing when an instrument goes down with no documented contingency.</w:t>
-            </w:r>
-          </w:p>
-        </w:tc>
-      </w:tr>
-    </w:tbl>
     <w:p/>
     <w:tbl>
       <w:tblPr>
@@ -62,9 +31,6 @@
         <w:gridCol w:w="2160"/>
       </w:tblGrid>
       <w:tr>
-        <w:trPr>
-          <w:cantSplit/>
-        </w:trPr>
         <w:tc>
           <w:tcPr>
             <w:tcW w:type="dxa" w:w="2160"/>
@@ -81,7 +47,7 @@
           </w:tcPr>
           <w:p>
             <w:r>
-              <w:t>«Hospital to define»</w:t>
+              <w:t>SOP-AAC.4.f</w:t>
             </w:r>
           </w:p>
         </w:tc>
@@ -107,9 +73,6 @@
         </w:tc>
       </w:tr>
       <w:tr>
-        <w:trPr>
-          <w:cantSplit/>
-        </w:trPr>
         <w:tc>
           <w:tcPr>
             <w:tcW w:type="dxa" w:w="2160"/>
@@ -151,51 +114,6 @@
           </w:p>
         </w:tc>
       </w:tr>
-      <w:tr>
-        <w:trPr>
-          <w:cantSplit/>
-        </w:trPr>
-        <w:tc>
-          <w:tcPr>
-            <w:tcW w:type="dxa" w:w="2160"/>
-          </w:tcPr>
-          <w:p>
-            <w:r>
-              <w:t>Prepared By</w:t>
-            </w:r>
-          </w:p>
-        </w:tc>
-        <w:tc>
-          <w:tcPr>
-            <w:tcW w:type="dxa" w:w="2160"/>
-          </w:tcPr>
-          <w:p>
-            <w:r>
-              <w:t>Quality Coordinator   Name: ________   Signature: ________</w:t>
-            </w:r>
-          </w:p>
-        </w:tc>
-        <w:tc>
-          <w:tcPr>
-            <w:tcW w:type="dxa" w:w="2160"/>
-          </w:tcPr>
-          <w:p>
-            <w:r>
-              <w:t>Approved By</w:t>
-            </w:r>
-          </w:p>
-        </w:tc>
-        <w:tc>
-          <w:tcPr>
-            <w:tcW w:type="dxa" w:w="2160"/>
-          </w:tcPr>
-          <w:p>
-            <w:r>
-              <w:t>Medical Superintendent   Name: ________   Signature: ________</w:t>
-            </w:r>
-          </w:p>
-        </w:tc>
-      </w:tr>
     </w:tbl>
     <w:p/>
     <w:p>
@@ -206,9 +124,78 @@
         <w:t>1. Purpose</w:t>
       </w:r>
     </w:p>
+    <w:tbl>
+      <w:tblPr>
+        <w:tblStyle w:val="TableGrid"/>
+        <w:tblW w:type="auto" w:w="0"/>
+        <w:tblLook w:firstColumn="1" w:firstRow="1" w:lastColumn="0" w:lastRow="0" w:noHBand="0" w:noVBand="1" w:val="04A0"/>
+      </w:tblPr>
+      <w:tblGrid>
+        <w:gridCol w:w="8640"/>
+      </w:tblGrid>
+      <w:tr>
+        <w:tc>
+          <w:tcPr>
+            <w:tcW w:type="dxa" w:w="8640"/>
+          </w:tcPr>
+          <w:p>
+            <w:r>
+              <w:t>This SOP sets out how «Hospital Name» selects outsourced laboratories based on their quality assurance system and specimen-transport conditions, runs its own in-house laboratory quality assurance programme, calibrates and maintains laboratory equipment on a defined schedule, and manages equipment downtime so testing is not simply paused when an instrument fails.</w:t>
+            </w:r>
+          </w:p>
+        </w:tc>
+      </w:tr>
+    </w:tbl>
+    <w:p/>
+    <w:tbl>
+      <w:tblPr>
+        <w:tblStyle w:val="TableGrid"/>
+        <w:tblW w:type="auto" w:w="0"/>
+        <w:tblLook w:firstColumn="1" w:firstRow="1" w:lastColumn="0" w:lastRow="0" w:noHBand="0" w:noVBand="1" w:val="04A0"/>
+      </w:tblPr>
+      <w:tblGrid>
+        <w:gridCol w:w="8640"/>
+      </w:tblGrid>
+      <w:tr>
+        <w:tc>
+          <w:tcPr>
+            <w:tcW w:type="dxa" w:w="8640"/>
+          </w:tcPr>
+          <w:p>
+            <w:r>
+              <w:t>A key lab analyser fails mid-shift. This SOP is what gets a documented backup -- a second instrument, a manual method, or an approved outsourced lab -- arranged immediately, instead of testing simply stopping until someone gets around to fixing it.</w:t>
+            </w:r>
+          </w:p>
+        </w:tc>
+      </w:tr>
+    </w:tbl>
+    <w:p/>
+    <w:tbl>
+      <w:tblPr>
+        <w:tblStyle w:val="TableGrid"/>
+        <w:tblW w:type="auto" w:w="0"/>
+        <w:tblLook w:firstColumn="1" w:firstRow="1" w:lastColumn="0" w:lastRow="0" w:noHBand="0" w:noVBand="1" w:val="04A0"/>
+      </w:tblPr>
+      <w:tblGrid>
+        <w:gridCol w:w="8640"/>
+      </w:tblGrid>
+      <w:tr>
+        <w:tc>
+          <w:tcPr>
+            <w:tcW w:type="dxa" w:w="8640"/>
+          </w:tcPr>
+          <w:p>
+            <w:r>
+              <w:t>We do this because a result produced on an instrument that was never checked against a known reference is only as trustworthy as the last time someone happened to service it, and sending a sample to whichever outside lab is cheapest or closest, with no check on its own quality system, passes that risk straight through to the patient.</w:t>
+            </w:r>
+          </w:p>
+        </w:tc>
+      </w:tr>
+    </w:tbl>
+    <w:p/>
     <w:p>
       <w:r>
-        <w:t>This SOP sets out how «Hospital Name» selects outsourced laboratories based on their quality assurance system and specimen-transport conditions, runs its own in-house laboratory quality assurance programme, calibrates and maintains laboratory equipment on a defined schedule, and manages equipment downtime so testing is not simply paused when an instrument fails.</w:t>
+        <w:t>To define how «Hospital Name» selects outsourced laboratories, runs its own laboratory QA programme, calibrates and maintains equipment, and manages equipment downtime.</w:t>
       </w:r>
     </w:p>
     <w:p>
@@ -221,7 +208,18 @@
     </w:p>
     <w:p>
       <w:r>
-        <w:t>This SOP applies to the Laboratory In-Charge, the Medical Superintendent, and any external laboratory to which «Hospital Name» outsources testing.</w:t>
+        <w:rPr>
+          <w:i/>
+        </w:rPr>
+        <w:t xml:space="preserve">Why: </w:t>
+      </w:r>
+      <w:r>
+        <w:t>so the Laboratory In-Charge and any outsourced laboratory used by the hospital are both held to the same documented standard.</w:t>
+      </w:r>
+    </w:p>
+    <w:p>
+      <w:r>
+        <w:t>Applies to the Laboratory In-Charge, the Medical Superintendent, and any external laboratory to which «Hospital Name» outsources testing.</w:t>
       </w:r>
     </w:p>
     <w:p>
@@ -235,12 +233,23 @@
     <w:p>
       <w:r>
         <w:rPr>
+          <w:i/>
+        </w:rPr>
+        <w:t xml:space="preserve">Why: </w:t>
+      </w:r>
+      <w:r>
+        <w:t>an unverified outside lab or an uncalibrated instrument produces a result nobody can actually trust.</w:t>
+      </w:r>
+    </w:p>
+    <w:p>
+      <w:r>
+        <w:rPr>
           <w:b/>
         </w:rPr>
         <w:t xml:space="preserve">Laboratory In-Charge: </w:t>
       </w:r>
       <w:r>
-        <w:t>verifies outsourced laboratories' quality assurance credentials and transport arrangements, runs the in-house QA programme, maintains the equipment calibration schedule, and arranges a contingency when equipment is down.</w:t>
+        <w:t>Verifies outsourced laboratories' quality assurance credentials and transport arrangements, runs the in-house QA programme, maintains the equipment calibration schedule, and arranges a contingency when equipment is down.</w:t>
       </w:r>
     </w:p>
     <w:p>
@@ -251,7 +260,7 @@
         <w:t xml:space="preserve">Medical Superintendent: </w:t>
       </w:r>
       <w:r>
-        <w:t>approves the list of outsourced laboratories and reviews the QA programme at least annually.</w:t>
+        <w:t>Approves the list of outsourced laboratories and reviews the QA programme at least annually.</w:t>
       </w:r>
     </w:p>
     <w:p>
@@ -259,7 +268,7 @@
         <w:pStyle w:val="Heading1"/>
       </w:pPr>
       <w:r>
-        <w:t>4. Procedure</w:t>
+        <w:t>4. What to do</w:t>
       </w:r>
     </w:p>
     <w:p>
@@ -267,15 +276,15 @@
         <w:pStyle w:val="Heading2"/>
       </w:pPr>
       <w:r>
-        <w:t>4.1 Select, verify and contract outsourced laboratories</w:t>
+        <w:t>Select, verify and contract outsourced laboratories</w:t>
       </w:r>
     </w:p>
     <w:p>
       <w:r>
         <w:rPr>
-          <w:b/>
+          <w:i/>
         </w:rPr>
-        <w:t xml:space="preserve">Why this step matters: </w:t>
+        <w:t xml:space="preserve">Why: </w:t>
       </w:r>
       <w:r>
         <w:t>Sending a sample to whichever lab is cheapest or closest, with no check on its own quality system or how the specimen will actually get there intact, passes the risk straight through to the patient.</w:t>
@@ -283,53 +292,22 @@
     </w:p>
     <w:p>
       <w:r>
-        <w:t>1. Before a test category is outsourced, the receiving laboratory's quality assurance credentials (accreditation status, or equivalent documented QA evidence) are verified and kept on file.</w:t>
+        <w:t>Before a test category is outsourced, the receiving laboratory's quality assurance credentials -- accreditation status, or equivalent documented QA evidence -- are verified and kept on file.</w:t>
       </w:r>
     </w:p>
     <w:p>
       <w:r>
-        <w:t>2. Specimen transport conditions to the outsourced laboratory — temperature control where required, and a maximum transit time consistent with the test's stability window — are agreed and documented.</w:t>
+        <w:t>Specimen transport conditions to the outsourced laboratory -- temperature control where required, and a maximum transit time consistent with the test's stability window -- are agreed and documented.</w:t>
       </w:r>
     </w:p>
     <w:p>
       <w:r>
-        <w:t>3. A written agreement or service-level understanding with the outsourced laboratory states expected turnaround time and how a result discrepancy is handled.</w:t>
+        <w:t>A written agreement or service-level understanding with the outsourced laboratory states expected turnaround time and how a result discrepancy is handled.</w:t>
       </w:r>
     </w:p>
     <w:p>
       <w:r>
-        <w:t>4. The approved outsourced-laboratory list is reviewed at least annually. (Record 1)</w:t>
-      </w:r>
-    </w:p>
-    <w:p>
-      <w:r>
-        <w:rPr>
-          <w:b/>
-          <w:i/>
-        </w:rPr>
-        <w:t xml:space="preserve">Technical source(s) for these steps: </w:t>
-      </w:r>
-    </w:p>
-    <w:p>
-      <w:pPr>
-        <w:pStyle w:val="ListParagraph"/>
-        <w:spacing w:after="240" w:before="80"/>
-        <w:contextualSpacing w:val="0"/>
-      </w:pPr>
-      <w:r>
-        <w:t xml:space="preserve">• National Accreditation Board for Testing and Calibration Laboratories. (2025). </w:t>
-      </w:r>
-      <w:hyperlink r:id="rId9">
-        <w:r>
-          <w:rPr>
-            <w:color w:val="0563C1"/>
-            <w:u w:val="single"/>
-          </w:rPr>
-          <w:t>NABL 112B — Guidance Document: Medical Laboratories (Issue 01, Amdt. 01, 04-Nov-2025)</w:t>
-        </w:r>
-      </w:hyperlink>
-      <w:r>
-        <w:t>. Referenced as an external benchmark for laboratory quality-assurance programme design; SHCO accreditation does not itself require NABL accreditation.</w:t>
+        <w:t>The approved outsourced-laboratory list is reviewed at least annually.</w:t>
       </w:r>
     </w:p>
     <w:p>
@@ -337,64 +315,33 @@
         <w:pStyle w:val="Heading2"/>
       </w:pPr>
       <w:r>
-        <w:t>4.2 Run the in-house QA programme</w:t>
+        <w:t>Run the in-house QA programme</w:t>
       </w:r>
     </w:p>
     <w:p>
       <w:r>
         <w:rPr>
-          <w:b/>
+          <w:i/>
         </w:rPr>
-        <w:t xml:space="preserve">Why this step matters: </w:t>
+        <w:t xml:space="preserve">Why: </w:t>
       </w:r>
       <w:r>
-        <w:t>A laboratory that never checks its own results against a known standard has no way of knowing whether its results are actually reliable — internal and external quality control is what answers that question.</w:t>
+        <w:t>A laboratory that never checks its own results against a known standard has no way of knowing whether its results are actually reliable -- internal and external quality control is what answers that question.</w:t>
       </w:r>
     </w:p>
     <w:p>
       <w:r>
-        <w:t>1. Internal quality control is run and documented for each applicable test, per a defined schedule.</w:t>
+        <w:t>Internal quality control is run and documented for each applicable test, per a defined schedule.</w:t>
       </w:r>
     </w:p>
     <w:p>
       <w:r>
-        <w:t>2. The laboratory participates in an external quality assessment scheme (proficiency testing) and documents the results.</w:t>
+        <w:t>The laboratory participates in an external quality assessment scheme (proficiency testing) and documents the results.</w:t>
       </w:r>
     </w:p>
     <w:p>
       <w:r>
-        <w:t>3. QA programme results are reviewed by the Laboratory In-Charge, with a documented root cause and corrective action for any out-of-range result. (Record 2)</w:t>
-      </w:r>
-    </w:p>
-    <w:p>
-      <w:r>
-        <w:rPr>
-          <w:b/>
-          <w:i/>
-        </w:rPr>
-        <w:t xml:space="preserve">Technical source(s) for these steps: </w:t>
-      </w:r>
-    </w:p>
-    <w:p>
-      <w:pPr>
-        <w:pStyle w:val="ListParagraph"/>
-        <w:spacing w:after="240" w:before="80"/>
-        <w:contextualSpacing w:val="0"/>
-      </w:pPr>
-      <w:r>
-        <w:t xml:space="preserve">• National Accreditation Board for Testing and Calibration Laboratories. (2025). </w:t>
-      </w:r>
-      <w:hyperlink r:id="rId9">
-        <w:r>
-          <w:rPr>
-            <w:color w:val="0563C1"/>
-            <w:u w:val="single"/>
-          </w:rPr>
-          <w:t>NABL 112B — Guidance Document: Medical Laboratories (Issue 01, Amdt. 01, 04-Nov-2025)</w:t>
-        </w:r>
-      </w:hyperlink>
-      <w:r>
-        <w:t>. Referenced as an external benchmark for laboratory quality-assurance programme design; SHCO accreditation does not itself require NABL accreditation.</w:t>
+        <w:t>QA programme results are reviewed by the Laboratory In-Charge, with a documented root cause and corrective action for any out-of-range result.</w:t>
       </w:r>
     </w:p>
     <w:p>
@@ -402,15 +349,15 @@
         <w:pStyle w:val="Heading2"/>
       </w:pPr>
       <w:r>
-        <w:t>4.3 Calibrate, maintain, and manage downtime</w:t>
+        <w:t>Calibrate, maintain and manage downtime</w:t>
       </w:r>
     </w:p>
     <w:p>
       <w:r>
         <w:rPr>
-          <w:b/>
+          <w:i/>
         </w:rPr>
-        <w:t xml:space="preserve">Why this step matters: </w:t>
+        <w:t xml:space="preserve">Why: </w:t>
       </w:r>
       <w:r>
         <w:t>A result produced on an instrument that was never checked against a known reference is only as trustworthy as the last time someone happened to service it, and an instrument simply taken offline with no backup plan turns an equipment problem into a patient-care gap.</w:t>
@@ -418,22 +365,22 @@
     </w:p>
     <w:p>
       <w:r>
-        <w:t>1. Every laboratory instrument has a defined calibration and preventive-maintenance schedule, carried out and logged.</w:t>
+        <w:t>Every laboratory instrument has a defined calibration and preventive-maintenance schedule, carried out and logged.</w:t>
       </w:r>
     </w:p>
     <w:p>
       <w:r>
-        <w:t>2. Any instrument found out of calibration is taken out of service immediately until corrected, and this is logged alongside the calibration record, not treated as a separate undocumented event.</w:t>
+        <w:t>Any instrument found out of calibration is taken out of service immediately until corrected, and this is logged alongside the calibration record, not treated as a separate undocumented event.</w:t>
       </w:r>
     </w:p>
     <w:p>
       <w:r>
-        <w:t>3. For the period an instrument is out of service, the Laboratory In-Charge arranges a documented contingency — a backup instrument, manual method, or outsourcing to an approved laboratory — so testing is not simply paused.</w:t>
+        <w:t>For the period an instrument is out of service, the Laboratory In-Charge arranges a documented contingency -- a backup instrument, manual method, or outsourcing to an approved laboratory -- so testing is not simply paused.</w:t>
       </w:r>
     </w:p>
     <w:p>
       <w:r>
-        <w:t>4. An instrument is only returned to service once the Laboratory In-Charge confirms and signs off that it has passed calibration. (Record 3)</w:t>
+        <w:t>An instrument is only returned to service once the Laboratory In-Charge confirms and signs off that it has passed calibration.</w:t>
       </w:r>
     </w:p>
     <w:p>
@@ -454,7 +401,7 @@
         <w:pStyle w:val="Heading1"/>
       </w:pPr>
       <w:r>
-        <w:t>6. Related Documents</w:t>
+        <w:t>6. Related SOPs</w:t>
       </w:r>
     </w:p>
     <w:p>
@@ -462,7 +409,54 @@
         <w:pStyle w:val="ListParagraph"/>
       </w:pPr>
       <w:r>
-        <w:t>Policy on Laboratory and Diagnostic Services (AAC.4) — this SOP operationalises steps 5.6, 5.7 and 5.8</w:t>
+        <w:t>Policy on Laboratory and Diagnostic Services (AAC.4)</w:t>
+      </w:r>
+    </w:p>
+    <w:p>
+      <w:pPr>
+        <w:pStyle w:val="Heading1"/>
+      </w:pPr>
+      <w:r>
+        <w:t>7. Review</w:t>
+      </w:r>
+    </w:p>
+    <w:p>
+      <w:r>
+        <w:t>This SOP is reviewed at least annually by the Quality Coordinator together with the Laboratory In-Charge, and sooner if a QA result or calibration check is out of range, or an equipment-downtime contingency is used.</w:t>
+      </w:r>
+    </w:p>
+    <w:p>
+      <w:r>
+        <w:br w:type="page"/>
+      </w:r>
+    </w:p>
+    <w:p>
+      <w:pPr>
+        <w:pStyle w:val="Heading1"/>
+      </w:pPr>
+      <w:r>
+        <w:t>Appendix — NABH Standard Cross-Reference and Evidence Basis</w:t>
+      </w:r>
+    </w:p>
+    <w:p>
+      <w:r>
+        <w:t>For the Quality Coordinator and NABH assessment use only. The reasoning and real-world triggers for each requirement are already in the body above -- this appendix adds only what the body deliberately leaves out: the exact objective-element code, how this SOP's scope is kept separate from neighbouring standards, and the verified technical source for anything cited.</w:t>
+      </w:r>
+    </w:p>
+    <w:p>
+      <w:pPr>
+        <w:pStyle w:val="Heading2"/>
+      </w:pPr>
+      <w:r>
+        <w:t>Select, verify and contract outsourced laboratories — AAC.4.f</w:t>
+      </w:r>
+    </w:p>
+    <w:p>
+      <w:r>
+        <w:rPr>
+          <w:i/>
+        </w:rPr>
+        <w:t>Verified source(s):</w:t>
       </w:r>
     </w:p>
     <w:p>
@@ -470,25 +464,88 @@
         <w:pStyle w:val="ListParagraph"/>
       </w:pPr>
       <w:r>
-        <w:t>Required Records — AAC.4.f, AAC.4.g, AAC.4.h (see AAC.4 Records folder)</w:t>
+        <w:t xml:space="preserve">• </w:t>
+      </w:r>
+      <w:r>
+        <w:t xml:space="preserve">National Accreditation Board for Testing and Calibration Laboratories. (2025). </w:t>
+      </w:r>
+      <w:hyperlink r:id="rId9">
+        <w:r>
+          <w:rPr>
+            <w:color w:val="0563C1"/>
+            <w:u w:val="single"/>
+          </w:rPr>
+          <w:t>NABL 112B — Guidance Document: Medical Laboratories</w:t>
+        </w:r>
+      </w:hyperlink>
+      <w:r>
+        <w:t xml:space="preserve"> (Issue 01, Amdt. 01, 04-Nov-2025). Referenced as an external benchmark for laboratory quality-assurance programme design; SHCO accreditation does not itself require NABL accreditation.</w:t>
       </w:r>
     </w:p>
     <w:p>
       <w:pPr>
-        <w:pStyle w:val="Heading1"/>
+        <w:pStyle w:val="Heading2"/>
       </w:pPr>
       <w:r>
-        <w:t>7. Where This SOP's Requirements Come From (Verified Sources)</w:t>
+        <w:t>Run the in-house QA programme — AAC.4.g</w:t>
+      </w:r>
+    </w:p>
+    <w:p>
+      <w:r>
+        <w:rPr>
+          <w:i/>
+        </w:rPr>
+        <w:t>Verified source(s):</w:t>
       </w:r>
     </w:p>
     <w:p>
       <w:pPr>
         <w:pStyle w:val="ListParagraph"/>
-        <w:spacing w:after="240" w:before="80"/>
-        <w:contextualSpacing w:val="0"/>
       </w:pPr>
       <w:r>
-        <w:t xml:space="preserve">• National Accreditation Board for Hospitals and Healthcare Providers. (2022). Standards for Small Healthcare Organisations (3rd ed.). </w:t>
+        <w:t xml:space="preserve">• </w:t>
+      </w:r>
+      <w:r>
+        <w:t xml:space="preserve">National Accreditation Board for Testing and Calibration Laboratories. (2025). </w:t>
+      </w:r>
+      <w:hyperlink r:id="rId9">
+        <w:r>
+          <w:rPr>
+            <w:color w:val="0563C1"/>
+            <w:u w:val="single"/>
+          </w:rPr>
+          <w:t>NABL 112B — Guidance Document: Medical Laboratories</w:t>
+        </w:r>
+      </w:hyperlink>
+      <w:r>
+        <w:t xml:space="preserve"> (Issue 01, Amdt. 01, 04-Nov-2025). Referenced as an external benchmark for laboratory quality-assurance programme design; SHCO accreditation does not itself require NABL accreditation.</w:t>
+      </w:r>
+    </w:p>
+    <w:p>
+      <w:pPr>
+        <w:pStyle w:val="Heading2"/>
+      </w:pPr>
+      <w:r>
+        <w:t>Calibrate, maintain and manage downtime — AAC.4.h</w:t>
+      </w:r>
+    </w:p>
+    <w:p>
+      <w:pPr>
+        <w:pStyle w:val="Heading2"/>
+      </w:pPr>
+      <w:r>
+        <w:t>Full reference list</w:t>
+      </w:r>
+    </w:p>
+    <w:p>
+      <w:pPr>
+        <w:pStyle w:val="ListParagraph"/>
+      </w:pPr>
+      <w:r>
+        <w:t xml:space="preserve">• </w:t>
+      </w:r>
+      <w:r>
+        <w:t xml:space="preserve">National Accreditation Board for Hospitals and Healthcare Providers. (2022). Standards for Small Healthcare Organisations (3rd ed.). </w:t>
       </w:r>
       <w:hyperlink r:id="rId10">
         <w:r>
@@ -505,15 +562,25 @@
     </w:p>
     <w:p>
       <w:pPr>
-        <w:pStyle w:val="Heading1"/>
+        <w:pStyle w:val="ListParagraph"/>
       </w:pPr>
       <w:r>
-        <w:t>8. Review</w:t>
+        <w:t xml:space="preserve">• </w:t>
       </w:r>
-    </w:p>
-    <w:p>
       <w:r>
-        <w:t>This SOP is reviewed at least annually by the Quality Coordinator together with the Laboratory In-Charge, and sooner if a QA result or calibration check is out of range, or an equipment-downtime contingency is used.</w:t>
+        <w:t xml:space="preserve">National Accreditation Board for Testing and Calibration Laboratories. (2025). </w:t>
+      </w:r>
+      <w:hyperlink r:id="rId9">
+        <w:r>
+          <w:rPr>
+            <w:color w:val="0563C1"/>
+            <w:u w:val="single"/>
+          </w:rPr>
+          <w:t>NABL 112B — Guidance Document: Medical Laboratories</w:t>
+        </w:r>
+      </w:hyperlink>
+      <w:r>
+        <w:t xml:space="preserve"> (Issue 01, Amdt. 01, 04-Nov-2025). Referenced as an external benchmark for laboratory quality-assurance programme design; SHCO accreditation does not itself require NABL accreditation.</w:t>
       </w:r>
     </w:p>
     <w:sectPr>

--- a/policies/build/sop_record_masters/AAC/SOP_AAC.4.f_g_h_lab_outsourcing_qa_calibration.docx
+++ b/policies/build/sop_record_masters/AAC/SOP_AAC.4.f_g_h_lab_outsourcing_qa_calibration.docx
@@ -208,12 +208,6 @@
     </w:p>
     <w:p>
       <w:r>
-        <w:rPr>
-          <w:i/>
-        </w:rPr>
-        <w:t xml:space="preserve">Why: </w:t>
-      </w:r>
-      <w:r>
         <w:t>so the Laboratory In-Charge and any outsourced laboratory used by the hospital are both held to the same documented standard.</w:t>
       </w:r>
     </w:p>
@@ -231,12 +225,6 @@
       </w:r>
     </w:p>
     <w:p>
-      <w:r>
-        <w:rPr>
-          <w:i/>
-        </w:rPr>
-        <w:t xml:space="preserve">Why: </w:t>
-      </w:r>
       <w:r>
         <w:t>an unverified outside lab or an uncalibrated instrument produces a result nobody can actually trust.</w:t>
       </w:r>
@@ -281,12 +269,6 @@
     </w:p>
     <w:p>
       <w:r>
-        <w:rPr>
-          <w:i/>
-        </w:rPr>
-        <w:t xml:space="preserve">Why: </w:t>
-      </w:r>
-      <w:r>
         <w:t>Sending a sample to whichever lab is cheapest or closest, with no check on its own quality system or how the specimen will actually get there intact, passes the risk straight through to the patient.</w:t>
       </w:r>
     </w:p>
@@ -320,12 +302,6 @@
     </w:p>
     <w:p>
       <w:r>
-        <w:rPr>
-          <w:i/>
-        </w:rPr>
-        <w:t xml:space="preserve">Why: </w:t>
-      </w:r>
-      <w:r>
         <w:t>A laboratory that never checks its own results against a known standard has no way of knowing whether its results are actually reliable -- internal and external quality control is what answers that question.</w:t>
       </w:r>
     </w:p>
@@ -353,12 +329,6 @@
       </w:r>
     </w:p>
     <w:p>
-      <w:r>
-        <w:rPr>
-          <w:i/>
-        </w:rPr>
-        <w:t xml:space="preserve">Why: </w:t>
-      </w:r>
       <w:r>
         <w:t>A result produced on an instrument that was never checked against a known reference is only as trustworthy as the last time someone happened to service it, and an instrument simply taken offline with no backup plan turns an equipment problem into a patient-care gap.</w:t>
       </w:r>
